--- a/syama-ore-sorting/brief/Syama_Ore_Sorting_Letter.docx
+++ b/syama-ore-sorting/brief/Syama_Ore_Sorting_Letter.docx
@@ -31,7 +31,7 @@
           <w:sz w:val="22"/>
           <w:szCs w:val="22"/>
         </w:rPr>
-        <w:t xml:space="preserve">[Recipient Name]</w:t>
+        <w:t xml:space="preserve">Daniel Millar</w:t>
       </w:r>
     </w:p>
     <w:p>
@@ -91,7 +91,7 @@
           <w:sz w:val="22"/>
           <w:szCs w:val="22"/>
         </w:rPr>
-        <w:t xml:space="preserve">Dear [Recipient Name],</w:t>
+        <w:t xml:space="preserve">Dear Daniel,</w:t>
       </w:r>
     </w:p>
     <w:p>
@@ -1746,6 +1746,9 @@
       <w:pBdr>
         <w:bottom w:val="single" w:color="4E57A6" w:sz="6" w:space="4"/>
       </w:pBdr>
+      <w:tabs>
+        <w:tab w:val="right" w:pos="9026"/>
+      </w:tabs>
       <w:spacing w:after="200"/>
     </w:pPr>
     <w:r>
@@ -1797,7 +1800,7 @@
         <w:sz w:val="18"/>
         <w:szCs w:val="18"/>
       </w:rPr>
-      <w:t xml:space="preserve">  CMD Consulting Pty Ltd</w:t>
+      <w:t xml:space="preserve">	CMD Consulting Pty Ltd</w:t>
     </w:r>
   </w:p>
 </w:hdr>

--- a/syama-ore-sorting/brief/Syama_Ore_Sorting_Letter.docx
+++ b/syama-ore-sorting/brief/Syama_Ore_Sorting_Letter.docx
@@ -31,7 +31,7 @@
           <w:sz w:val="22"/>
           <w:szCs w:val="22"/>
         </w:rPr>
-        <w:t xml:space="preserve">Daniel Millar</w:t>
+        <w:t xml:space="preserve">Daniel Millar (Pr. Eng)</w:t>
       </w:r>
     </w:p>
     <w:p>
@@ -46,7 +46,7 @@
           <w:sz w:val="22"/>
           <w:szCs w:val="22"/>
         </w:rPr>
-        <w:t xml:space="preserve">[Title]</w:t>
+        <w:t xml:space="preserve">Principal Metallurgist</w:t>
       </w:r>
     </w:p>
     <w:p>
@@ -61,22 +61,7 @@
           <w:sz w:val="22"/>
           <w:szCs w:val="22"/>
         </w:rPr>
-        <w:t xml:space="preserve">Société des Mines de Syama S.A. (SOMISY)</w:t>
-      </w:r>
-    </w:p>
-    <w:p>
-      <w:pPr>
-        <w:keepLines/>
-        <w:spacing w:after="240" w:before="0" w:line="260"/>
-      </w:pPr>
-      <w:r>
-        <w:rPr>
-          <w:rFonts w:ascii="Calibri" w:cs="Calibri" w:eastAsia="Calibri" w:hAnsi="Calibri"/>
-          <w:color w:val="231F20"/>
-          <w:sz w:val="22"/>
-          <w:szCs w:val="22"/>
-        </w:rPr>
-        <w:t xml:space="preserve">Syama Gold Mine, Sikasso Region, Mali</w:t>
+        <w:t xml:space="preserve">Resolute Mining Limited</w:t>
       </w:r>
     </w:p>
     <w:p>
@@ -91,13 +76,43 @@
           <w:sz w:val="22"/>
           <w:szCs w:val="22"/>
         </w:rPr>
+        <w:t xml:space="preserve">2nd Floor, 14 Waterloo Place</w:t>
+      </w:r>
+    </w:p>
+    <w:p>
+      <w:pPr>
+        <w:keepLines/>
+        <w:spacing w:after="230" w:before="0" w:line="260"/>
+      </w:pPr>
+      <w:r>
+        <w:rPr>
+          <w:rFonts w:ascii="Calibri" w:cs="Calibri" w:eastAsia="Calibri" w:hAnsi="Calibri"/>
+          <w:color w:val="231F20"/>
+          <w:sz w:val="22"/>
+          <w:szCs w:val="22"/>
+        </w:rPr>
+        <w:t xml:space="preserve">London SW1Y 4AR, United Kingdom</w:t>
+      </w:r>
+    </w:p>
+    <w:p>
+      <w:pPr>
+        <w:keepLines/>
+        <w:spacing w:after="0" w:before="0" w:line="260"/>
+      </w:pPr>
+      <w:r>
+        <w:rPr>
+          <w:rFonts w:ascii="Calibri" w:cs="Calibri" w:eastAsia="Calibri" w:hAnsi="Calibri"/>
+          <w:color w:val="231F20"/>
+          <w:sz w:val="22"/>
+          <w:szCs w:val="22"/>
+        </w:rPr>
         <w:t xml:space="preserve">Dear Daniel,</w:t>
       </w:r>
     </w:p>
     <w:p>
       <w:pPr>
         <w:pBdr>
-          <w:bottom w:val="single" w:color="60BB46" w:sz="8" w:space="6"/>
+          <w:bottom w:val="single" w:color="60BB46" w:sz="8" w:space="10"/>
         </w:pBdr>
         <w:spacing w:after="200" w:before="240"/>
       </w:pPr>

--- a/syama-ore-sorting/brief/Syama_Ore_Sorting_Letter.docx
+++ b/syama-ore-sorting/brief/Syama_Ore_Sorting_Letter.docx
@@ -1555,23 +1555,7 @@
           <w:sz w:val="22"/>
           <w:szCs w:val="22"/>
         </w:rPr>
-        <w:t xml:space="preserve">[Name]</w:t>
-      </w:r>
-    </w:p>
-    <w:p>
-      <w:pPr>
-        <w:keepNext/>
-        <w:keepLines/>
-        <w:spacing w:after="0" w:before="0" w:line="260"/>
-      </w:pPr>
-      <w:r>
-        <w:rPr>
-          <w:rFonts w:ascii="Calibri" w:cs="Calibri" w:eastAsia="Calibri" w:hAnsi="Calibri"/>
-          <w:color w:val="6B6B6B"/>
-          <w:sz w:val="22"/>
-          <w:szCs w:val="22"/>
-        </w:rPr>
-        <w:t xml:space="preserve">[Title]</w:t>
+        <w:t xml:space="preserve">Mike Daniel</w:t>
       </w:r>
     </w:p>
     <w:p>

--- a/syama-ore-sorting/brief/Syama_Ore_Sorting_Letter.docx
+++ b/syama-ore-sorting/brief/Syama_Ore_Sorting_Letter.docx
@@ -153,7 +153,7 @@
           <w:sz w:val="22"/>
           <w:szCs w:val="22"/>
         </w:rPr>
-        <w:t xml:space="preserve">The work builds on the Sukari pebble sorting simulation (ref. SR241558), which rejects barren scat mass, reduces the circulating load and refills the freed SAG capacity with ROM. We re-parameterised it for the converted (ex-oxide) SAG line as it will run after the Sulphide Conversion Project, calibrating to your measured scat stream. The engine transfers unmodified; the material property that made the Sukari case work does not.</w:t>
+        <w:t xml:space="preserve">The work builds on a 2024 African gold mine pebble sorting study, which rejects barren scat mass, reduces the circulating load and refills the freed SAG capacity with ROM. We re-parameterised it for the converted (ex-oxide) SAG line, carrying that study's ratios and unit rates across wherever Syama site data was not available. The engine transfers unmodified; the material property that made the reference case work does not.</w:t>
       </w:r>
     </w:p>
     <w:p>
@@ -186,7 +186,7 @@
           <w:sz w:val="22"/>
           <w:szCs w:val="22"/>
         </w:rPr>
-        <w:t xml:space="preserve">Sukari's scats assayed 0.56 g/t against a 1.57 g/t ROM — barren material, discardable almost for free. Syama's run at 83% of ROM grade. Back-solving the deportment against 20% sublevel-cave dilution gives a waste-to-ore contrast of only 1.8×, against 8.9× at Sukari, so roughly one third of the scat stream is barren dilution — a hard ceiling on what any sorter can reject.</w:t>
+        <w:t xml:space="preserve">The reference scats assayed 0.55 g/t against a 1.57 g/t ROM — barren material, discardable almost for free. Syama's run at 83% of ROM grade. Back-solving the deportment on the same dilution gives a waste-to-ore contrast of only 2.23×, against 8.91×, so barely a quarter of the scat stream is barren dilution — a hard ceiling on what any sorter can reject.</w:t>
       </w:r>
     </w:p>
     <w:p>
@@ -204,7 +204,7 @@
           <w:sz w:val="20"/>
           <w:szCs w:val="20"/>
         </w:rPr>
-        <w:t xml:space="preserve">Table 1: Syama scat stream compared with the Sukari base case</w:t>
+        <w:t xml:space="preserve">Table 1: Syama scats vs the 2024 African gold mine study</w:t>
       </w:r>
     </w:p>
     <w:tbl>
@@ -292,7 +292,7 @@
                 <w:sz w:val="22"/>
                 <w:szCs w:val="22"/>
               </w:rPr>
-              <w:t xml:space="preserve">Sukari</w:t>
+              <w:t xml:space="preserve">Reference study</w:t>
             </w:r>
           </w:p>
         </w:tc>
@@ -397,7 +397,7 @@
                 <w:sz w:val="20"/>
                 <w:szCs w:val="20"/>
               </w:rPr>
-              <w:t xml:space="preserve">1.57 / 0.56</w:t>
+              <w:t xml:space="preserve">1.57 / 0.55</w:t>
             </w:r>
           </w:p>
         </w:tc>
@@ -609,7 +609,7 @@
                 <w:sz w:val="20"/>
                 <w:szCs w:val="20"/>
               </w:rPr>
-              <w:t xml:space="preserve">8.9×</w:t>
+              <w:t xml:space="preserve">8.91×</w:t>
             </w:r>
           </w:p>
         </w:tc>
@@ -643,7 +643,7 @@
                 <w:sz w:val="20"/>
                 <w:szCs w:val="20"/>
               </w:rPr>
-              <w:t xml:space="preserve">1.8×</w:t>
+              <w:t xml:space="preserve">2.23×</w:t>
             </w:r>
           </w:p>
         </w:tc>
@@ -750,7 +750,7 @@
                 <w:sz w:val="20"/>
                 <w:szCs w:val="20"/>
               </w:rPr>
-              <w:t xml:space="preserve">~33%</w:t>
+              <w:t xml:space="preserve">~27%</w:t>
             </w:r>
           </w:p>
         </w:tc>
@@ -788,7 +788,7 @@
                 <w:sz w:val="20"/>
                 <w:szCs w:val="20"/>
               </w:rPr>
-              <w:t xml:space="preserve">Reject grade achieved (g/t Au)</w:t>
+              <w:t xml:space="preserve">Reject grade at 90/90 duty (g/t)</w:t>
             </w:r>
           </w:p>
         </w:tc>
@@ -821,7 +821,7 @@
                 <w:sz w:val="20"/>
                 <w:szCs w:val="20"/>
               </w:rPr>
-              <w:t xml:space="preserve">0.148</w:t>
+              <w:t xml:space="preserve">0.151</w:t>
             </w:r>
           </w:p>
         </w:tc>
@@ -855,7 +855,7 @@
                 <w:sz w:val="20"/>
                 <w:szCs w:val="20"/>
               </w:rPr>
-              <w:t xml:space="preserve">0.429</w:t>
+              <w:t xml:space="preserve">0.782</w:t>
             </w:r>
           </w:p>
         </w:tc>
@@ -863,16 +863,16 @@
     </w:tbl>
     <w:p>
       <w:pPr>
-        <w:spacing w:after="160"/>
-      </w:pPr>
-      <w:r>
-        <w:rPr>
-          <w:rFonts w:ascii="Calibri" w:cs="Calibri" w:eastAsia="Calibri" w:hAnsi="Calibri"/>
-          <w:color w:val="231F20"/>
-          <w:sz w:val="22"/>
-          <w:szCs w:val="22"/>
-        </w:rPr>
-        <w:t xml:space="preserve">Every rejected tonne is therefore expensive. At 0.43 g/t and US$4,000/oz the reject stream holds some US$41 per tonne of recoverable gold against roughly US$10 per tonne of cost avoided, so the sorter must be tuned conservatively for high ore recovery — capping mass pull at about 25%.</w:t>
+        <w:spacing w:after="140"/>
+      </w:pPr>
+      <w:r>
+        <w:rPr>
+          <w:rFonts w:ascii="Calibri" w:cs="Calibri" w:eastAsia="Calibri" w:hAnsi="Calibri"/>
+          <w:color w:val="231F20"/>
+          <w:sz w:val="22"/>
+          <w:szCs w:val="22"/>
+        </w:rPr>
+        <w:t xml:space="preserve">Every rejected tonne is therefore expensive. At 0.78 g/t the reject stream holds some US$75 per tonne of recoverable gold against the US$7.69 it avoids — nearly ten dollars of gold discarded for every dollar saved.</w:t>
       </w:r>
     </w:p>
     <w:p>
@@ -912,7 +912,7 @@
           <w:sz w:val="20"/>
           <w:szCs w:val="20"/>
         </w:rPr>
-        <w:t xml:space="preserve">Table 2: Outcomes at 95% ore recovery / 70% waste rejection, US$4.1 M capital</w:t>
+        <w:t xml:space="preserve">Table 2: Outcomes at the reference 90/90 sorter duty, US$4.1 M capital</w:t>
       </w:r>
     </w:p>
     <w:tbl>
@@ -1034,7 +1034,7 @@
                 <w:sz w:val="22"/>
                 <w:szCs w:val="22"/>
               </w:rPr>
-              <w:t xml:space="preserve">NPV @ 10%</w:t>
+              <w:t xml:space="preserve">NPV @ 8%</w:t>
             </w:r>
           </w:p>
         </w:tc>
@@ -1105,7 +1105,7 @@
                 <w:sz w:val="20"/>
                 <w:szCs w:val="20"/>
               </w:rPr>
-              <w:t xml:space="preserve">+7.58 M</w:t>
+              <w:t xml:space="preserve">+9.34 M</w:t>
             </w:r>
           </w:p>
         </w:tc>
@@ -1139,7 +1139,7 @@
                 <w:sz w:val="20"/>
                 <w:szCs w:val="20"/>
               </w:rPr>
-              <w:t xml:space="preserve">+33.6 M</w:t>
+              <w:t xml:space="preserve">+55.2 M</w:t>
             </w:r>
           </w:p>
         </w:tc>
@@ -1178,7 +1178,7 @@
                 <w:sz w:val="20"/>
                 <w:szCs w:val="20"/>
               </w:rPr>
-              <w:t xml:space="preserve">Breakeven (29% capture)</w:t>
+              <w:t xml:space="preserve">Breakeven (40% capture)</w:t>
             </w:r>
           </w:p>
         </w:tc>
@@ -1212,7 +1212,7 @@
                 <w:sz w:val="20"/>
                 <w:szCs w:val="20"/>
               </w:rPr>
-              <w:t xml:space="preserve">+0.82 M</w:t>
+              <w:t xml:space="preserve">+0.63 M</w:t>
             </w:r>
           </w:p>
         </w:tc>
@@ -1317,7 +1317,7 @@
                 <w:sz w:val="20"/>
                 <w:szCs w:val="20"/>
               </w:rPr>
-              <w:t xml:space="preserve">−1.96 M</w:t>
+              <w:t xml:space="preserve">−5.17 M</w:t>
             </w:r>
           </w:p>
         </w:tc>
@@ -1351,7 +1351,7 @@
                 <w:sz w:val="20"/>
                 <w:szCs w:val="20"/>
               </w:rPr>
-              <w:t xml:space="preserve">−13.9 M</w:t>
+              <w:t xml:space="preserve">−36.9 M</w:t>
             </w:r>
           </w:p>
         </w:tc>
@@ -1368,7 +1368,7 @@
           <w:sz w:val="22"/>
           <w:szCs w:val="22"/>
         </w:rPr>
-        <w:t xml:space="preserve">The upside is genuine, with a payback near six and a half months, but the downside is equally real: a plant that cannot fill the capacity it frees destroys value and permanently sends gold to the dump. Price is not the swing factor — at US$2,500/oz the favourable case still returns some US$13 M.</w:t>
+        <w:t xml:space="preserve">The upside is genuine, with a payback near five months, but the downside is equally real: a plant that cannot fill the capacity it frees destroys value and permanently sends gold to the dump. Price is not the swing factor — at US$2,500/oz the favourable case still returns some US$32 M.</w:t>
       </w:r>
     </w:p>
     <w:p>
@@ -1461,7 +1461,7 @@
           <w:sz w:val="22"/>
           <w:szCs w:val="22"/>
         </w:rPr>
-        <w:t xml:space="preserve">2 to 5 tonnes of scats through an XRT rig. A 1.8× mass contrast is not evidence of a detectable sensor contrast, and Syama's gold is refractory, so reject grades need fire assay. Roughly US$60,000 to US$150,000, about three months.</w:t>
+        <w:t xml:space="preserve">2 to 5 tonnes of scats through an XRT rig. A 2.23× mass contrast is not evidence of a detectable sensor contrast, and Syama's gold is refractory, so reject grades need fire assay. Roughly US$60,000 to US$150,000, about three months.</w:t>
       </w:r>
     </w:p>
     <w:p>
@@ -1488,7 +1488,7 @@
           <w:sz w:val="22"/>
           <w:szCs w:val="22"/>
         </w:rPr>
-        <w:t xml:space="preserve">We would scope dilution rejection on coarse ROM into the same campaign; 20% dilution across some 2.6 Mt/a of underground feed offers far more heterogeneity than the scats do.</w:t>
+        <w:t xml:space="preserve">We would scope dilution rejection on coarse ROM into the same campaign; cave dilution across some 2.6 Mt/a of underground feed offers far more heterogeneity than the scats do.</w:t>
       </w:r>
     </w:p>
     <w:p>
@@ -1512,16 +1512,16 @@
     </w:p>
     <w:p>
       <w:pPr>
-        <w:spacing w:after="180"/>
-      </w:pPr>
-      <w:r>
-        <w:rPr>
-          <w:rFonts w:ascii="Calibri" w:cs="Calibri" w:eastAsia="Calibri" w:hAnsi="Calibri"/>
-          <w:color w:val="231F20"/>
-          <w:sz w:val="22"/>
-          <w:szCs w:val="22"/>
-        </w:rPr>
-        <w:t xml:space="preserve">Absent site data, several model inputs remain placeholders, flagged on the enclosed model's Dashboard; dilution in particular drives the result. We would welcome the chance to refine these with your team.</w:t>
+        <w:spacing w:after="170"/>
+      </w:pPr>
+      <w:r>
+        <w:rPr>
+          <w:rFonts w:ascii="Calibri" w:cs="Calibri" w:eastAsia="Calibri" w:hAnsi="Calibri"/>
+          <w:color w:val="231F20"/>
+          <w:sz w:val="22"/>
+          <w:szCs w:val="22"/>
+        </w:rPr>
+        <w:t xml:space="preserve">Reference-study figures are flagged as such on the model Dashboard. Its 11.9% dilution is the one we would question — a sublevel cave typically runs higher, and dilution drives the contrast. We would welcome the chance to refine these with your team.</w:t>
       </w:r>
     </w:p>
     <w:p>

--- a/syama-ore-sorting/brief/Syama_Ore_Sorting_Letter.docx
+++ b/syama-ore-sorting/brief/Syama_Ore_Sorting_Letter.docx
@@ -139,7 +139,7 @@
           <w:sz w:val="22"/>
           <w:szCs w:val="22"/>
         </w:rPr>
-        <w:t xml:space="preserve">Thank you for providing the scat assay data. We have completed the assessment you requested: updating the pebble sorting business case for Syama and testing whether STEINERT ore sorting is worth pursuing on your SAG scat stream. The opportunity is real but conditional, and the next spend should be on test work rather than on plant.</w:t>
+        <w:t xml:space="preserve">Thank you for providing the scat assay data. We have completed the assessment you requested: updating the pebble sorting business case for Syama and testing whether STARK ore sorting is worth pursuing on your SAG scat stream. The opportunity is real but conditional, and the next spend should be on test work rather than on plant.</w:t>
       </w:r>
     </w:p>
     <w:p>
@@ -186,7 +186,7 @@
           <w:sz w:val="22"/>
           <w:szCs w:val="22"/>
         </w:rPr>
-        <w:t xml:space="preserve">The reference scats assayed 0.55 g/t against a 1.57 g/t ROM — barren material, discardable almost for free. Syama's run at 83% of ROM grade. Back-solving the deportment on the same dilution gives a waste-to-ore contrast of only 2.23×, against 8.91×, so barely a quarter of the scat stream is barren dilution — a hard ceiling on what any sorter can reject.</w:t>
+        <w:t xml:space="preserve">The reference scats assayed 0.55 g/t against a 1.57 g/t ROM — barren material, discardable almost for free. Syama's run at 83% of ROM grade, giving a back-solved waste-to-ore contrast of only 2.23× against 8.91×. Barely a quarter of the scat stream is barren dilution — a hard ceiling on what any sorter can reject.</w:t>
       </w:r>
     </w:p>
     <w:p>
@@ -894,7 +894,7 @@
           <w:sz w:val="22"/>
           <w:szCs w:val="22"/>
         </w:rPr>
-        <w:t xml:space="preserve">Your scats already recirculate, and the Sulphide Conversion Project is installing a pebble crusher for this stream, so no gold is being lost today. The case is throughput debottlenecking, not recovery, and turns on whether the freed SAG capacity can be refilled with ore.</w:t>
+        <w:t xml:space="preserve">Your scats already recirculate and the SSCP is installing a pebble crusher for this stream, so no gold is being lost today. The case is throughput debottlenecking, not recovery, and turns on whether the freed SAG capacity can be refilled with ore.</w:t>
       </w:r>
     </w:p>
     <w:p>
@@ -1359,16 +1359,16 @@
     </w:tbl>
     <w:p>
       <w:pPr>
-        <w:spacing w:after="150"/>
-      </w:pPr>
-      <w:r>
-        <w:rPr>
-          <w:rFonts w:ascii="Calibri" w:cs="Calibri" w:eastAsia="Calibri" w:hAnsi="Calibri"/>
-          <w:color w:val="231F20"/>
-          <w:sz w:val="22"/>
-          <w:szCs w:val="22"/>
-        </w:rPr>
-        <w:t xml:space="preserve">The upside is genuine, with a payback near five months, but the downside is equally real: a plant that cannot fill the capacity it frees destroys value and permanently sends gold to the dump. Price is not the swing factor — at US$2,500/oz the favourable case still returns some US$32 M.</w:t>
+        <w:spacing w:after="140"/>
+      </w:pPr>
+      <w:r>
+        <w:rPr>
+          <w:rFonts w:ascii="Calibri" w:cs="Calibri" w:eastAsia="Calibri" w:hAnsi="Calibri"/>
+          <w:color w:val="231F20"/>
+          <w:sz w:val="22"/>
+          <w:szCs w:val="22"/>
+        </w:rPr>
+        <w:t xml:space="preserve">The upside is genuine, with a payback near five months, but the downside is equally real: a plant that cannot fill the capacity it frees destroys value and sends gold to the dump. Price is not the swing factor.</w:t>
       </w:r>
     </w:p>
     <w:p>
@@ -1431,7 +1431,7 @@
           <w:sz w:val="22"/>
           <w:szCs w:val="22"/>
         </w:rPr>
-        <w:t xml:space="preserve">confirm that comminution, rather than the roaster or ore supply, binds the converted line, and that ore exists at reserve grade to fill it. The published record points the other way, with sulphide stockpiles drawn down through 2025 to maintain throughput. No cost, about four weeks.</w:t>
+        <w:t xml:space="preserve">confirm that comminution, rather than the roaster or ore supply, binds the converted line, and that ore exists at reserve grade to fill it. The published record points the other way. No cost, about four weeks.</w:t>
       </w:r>
     </w:p>
     <w:p>
@@ -1461,7 +1461,7 @@
           <w:sz w:val="22"/>
           <w:szCs w:val="22"/>
         </w:rPr>
-        <w:t xml:space="preserve">2 to 5 tonnes of scats through an XRT rig. A 2.23× mass contrast is not evidence of a detectable sensor contrast, and Syama's gold is refractory, so reject grades need fire assay. Roughly US$60,000 to US$150,000, about three months.</w:t>
+        <w:t xml:space="preserve">the STARK Phase 2 mill pebble campaign, 2 to 5 tonnes, sensor selection left open. A 2.23× mass contrast is not evidence of a detectable sensor contrast, and Syama's gold is refractory, so reject grades need fire assay. Roughly US$60,000 to US$150,000, about three months.</w:t>
       </w:r>
     </w:p>
     <w:p>
@@ -1488,7 +1488,7 @@
           <w:sz w:val="22"/>
           <w:szCs w:val="22"/>
         </w:rPr>
-        <w:t xml:space="preserve">We would scope dilution rejection on coarse ROM into the same campaign; cave dilution across some 2.6 Mt/a of underground feed offers far more heterogeneity than the scats do.</w:t>
+        <w:t xml:space="preserve">We would scope coarse-ROM dilution rejection into the same campaign; cave dilution across some 2.6 Mt/a offers far more heterogeneity than the scats do.</w:t>
       </w:r>
     </w:p>
     <w:p>
@@ -1498,30 +1498,49 @@
           <w:ilvl w:val="0"/>
           <w:numId w:val="3"/>
         </w:numPr>
-        <w:spacing w:after="150"/>
-      </w:pPr>
-      <w:r>
-        <w:rPr>
-          <w:rFonts w:ascii="Calibri" w:cs="Calibri" w:eastAsia="Calibri" w:hAnsi="Calibri"/>
-          <w:color w:val="231F20"/>
-          <w:sz w:val="22"/>
-          <w:szCs w:val="22"/>
-        </w:rPr>
-        <w:t xml:space="preserve">A sulphidic reject stream will need acid rock drainage characterisation before it can be dumped, carrying its own closure cost.</w:t>
-      </w:r>
-    </w:p>
-    <w:p>
-      <w:pPr>
-        <w:spacing w:after="170"/>
-      </w:pPr>
-      <w:r>
-        <w:rPr>
-          <w:rFonts w:ascii="Calibri" w:cs="Calibri" w:eastAsia="Calibri" w:hAnsi="Calibri"/>
-          <w:color w:val="231F20"/>
-          <w:sz w:val="22"/>
-          <w:szCs w:val="22"/>
-        </w:rPr>
-        <w:t xml:space="preserve">Reference-study figures are flagged as such on the model Dashboard. Its 11.9% dilution is the one we would question — a sublevel cave typically runs higher, and dilution drives the contrast. We would welcome the chance to refine these with your team.</w:t>
+        <w:spacing w:after="80"/>
+      </w:pPr>
+      <w:r>
+        <w:rPr>
+          <w:rFonts w:ascii="Calibri" w:cs="Calibri" w:eastAsia="Calibri" w:hAnsi="Calibri"/>
+          <w:color w:val="231F20"/>
+          <w:sz w:val="22"/>
+          <w:szCs w:val="22"/>
+        </w:rPr>
+        <w:t xml:space="preserve">A sulphidic reject stream will need acid rock drainage characterisation before dumping, carrying its own closure cost.</w:t>
+      </w:r>
+    </w:p>
+    <w:p>
+      <w:pPr>
+        <w:pStyle w:val="ListParagraph"/>
+        <w:numPr>
+          <w:ilvl w:val="0"/>
+          <w:numId w:val="3"/>
+        </w:numPr>
+        <w:spacing w:after="140"/>
+      </w:pPr>
+      <w:r>
+        <w:rPr>
+          <w:rFonts w:ascii="Calibri" w:cs="Calibri" w:eastAsia="Calibri" w:hAnsi="Calibri"/>
+          <w:color w:val="231F20"/>
+          <w:sz w:val="22"/>
+          <w:szCs w:val="22"/>
+        </w:rPr>
+        <w:t xml:space="preserve">Given the sensitivity to reject grade, we would not skip STARK Phase 3: a scan-only analyser in circuit measures the real particle population with no gold at risk before any ejection is committed.</w:t>
+      </w:r>
+    </w:p>
+    <w:p>
+      <w:pPr>
+        <w:spacing w:after="160"/>
+      </w:pPr>
+      <w:r>
+        <w:rPr>
+          <w:rFonts w:ascii="Calibri" w:cs="Calibri" w:eastAsia="Calibri" w:hAnsi="Calibri"/>
+          <w:color w:val="231F20"/>
+          <w:sz w:val="22"/>
+          <w:szCs w:val="22"/>
+        </w:rPr>
+        <w:t xml:space="preserve">Reference-study figures are flagged on the model Dashboard. Its 11.9% dilution is the one we would question — STARK's own gold benchmark uses 15%. We would welcome the chance to refine these with your team.</w:t>
       </w:r>
     </w:p>
     <w:p>
